--- a/export/docx/01_AGENTS.docx
+++ b/export/docx/01_AGENTS.docx
@@ -300,7 +300,7 @@
               <w:rPr>
                 <w:sz w:val="18"/>
               </w:rPr>
-              <w:t>58 项测试</w:t>
+              <w:t>120 项（44 核心 + 14 服务 + 38 重构 + 24 分析/缓存）+ 13 项浏览器 E2E</w:t>
             </w:r>
           </w:p>
         </w:tc>
